--- a/2026-Q2/Devotionals/EulogyForBillieParker.docx
+++ b/2026-Q2/Devotionals/EulogyForBillieParker.docx
@@ -113,11 +113,13 @@
           <w:sz w:val="28"/>
           <w:szCs w:val="28"/>
         </w:rPr>
-        <w:t xml:space="preserve">… / that I, a </w:t>
-      </w:r>
-      <w:r>
-        <w:rPr>
-          <w:rFonts w:ascii="Calibri" w:hAnsi="Calibri" w:cs="Calibri"/>
+        <w:t xml:space="preserve">… / that a </w:t>
+      </w:r>
+      <w:r>
+        <w:rPr>
+          <w:rFonts w:ascii="Calibri" w:hAnsi="Calibri" w:cs="Calibri"/>
+          <w:i/>
+          <w:iCs/>
           <w:sz w:val="28"/>
           <w:szCs w:val="28"/>
         </w:rPr>
@@ -126,6 +128,8 @@
       <w:r>
         <w:rPr>
           <w:rFonts w:ascii="Calibri" w:hAnsi="Calibri" w:cs="Calibri"/>
+          <w:i/>
+          <w:iCs/>
           <w:sz w:val="28"/>
           <w:szCs w:val="28"/>
         </w:rPr>
@@ -134,6 +138,8 @@
       <w:r>
         <w:rPr>
           <w:rFonts w:ascii="Calibri" w:hAnsi="Calibri" w:cs="Calibri"/>
+          <w:i/>
+          <w:iCs/>
           <w:sz w:val="28"/>
           <w:szCs w:val="28"/>
         </w:rPr>
@@ -142,6 +148,8 @@
       <w:r>
         <w:rPr>
           <w:rFonts w:ascii="Calibri" w:hAnsi="Calibri" w:cs="Calibri"/>
+          <w:i/>
+          <w:iCs/>
           <w:sz w:val="28"/>
           <w:szCs w:val="28"/>
         </w:rPr>
@@ -150,60 +158,126 @@
       <w:r>
         <w:rPr>
           <w:rFonts w:ascii="Calibri" w:hAnsi="Calibri" w:cs="Calibri"/>
-          <w:sz w:val="28"/>
-          <w:szCs w:val="28"/>
-        </w:rPr>
-        <w:t xml:space="preserve">enlisted </w:t>
-      </w:r>
-      <w:r>
-        <w:rPr>
-          <w:rFonts w:ascii="Calibri" w:hAnsi="Calibri" w:cs="Calibri"/>
-          <w:sz w:val="28"/>
-          <w:szCs w:val="28"/>
-        </w:rPr>
-        <w:t>Navy guy, //</w:t>
-      </w:r>
-    </w:p>
-    <w:p>
-      <w:pPr>
-        <w:pStyle w:val="NormalWeb"/>
-        <w:spacing w:before="0" w:beforeAutospacing="0" w:after="0" w:afterAutospacing="0"/>
-        <w:rPr>
-          <w:rFonts w:ascii="Calibri" w:hAnsi="Calibri" w:cs="Calibri"/>
-          <w:sz w:val="28"/>
-          <w:szCs w:val="28"/>
-        </w:rPr>
-      </w:pPr>
-      <w:r>
-        <w:rPr>
-          <w:rFonts w:ascii="Calibri" w:hAnsi="Calibri" w:cs="Calibri"/>
-          <w:sz w:val="28"/>
-          <w:szCs w:val="28"/>
-        </w:rPr>
-        <w:t>would one day stand here… / and give a eulogy…</w:t>
-      </w:r>
-    </w:p>
-    <w:p>
-      <w:pPr>
-        <w:pStyle w:val="NormalWeb"/>
-        <w:spacing w:before="0" w:beforeAutospacing="0" w:after="0" w:afterAutospacing="0"/>
-        <w:rPr>
-          <w:rFonts w:ascii="Calibri" w:hAnsi="Calibri" w:cs="Calibri"/>
-          <w:sz w:val="28"/>
-          <w:szCs w:val="28"/>
-        </w:rPr>
-      </w:pPr>
-      <w:r>
-        <w:rPr>
-          <w:rFonts w:ascii="Calibri" w:hAnsi="Calibri" w:cs="Calibri"/>
-          <w:sz w:val="28"/>
-          <w:szCs w:val="28"/>
-        </w:rPr>
-        <w:t xml:space="preserve">for him… / a decorated </w:t>
-      </w:r>
-      <w:r>
-        <w:rPr>
-          <w:rFonts w:ascii="Calibri" w:hAnsi="Calibri" w:cs="Calibri"/>
+          <w:i/>
+          <w:iCs/>
+          <w:sz w:val="28"/>
+          <w:szCs w:val="28"/>
+        </w:rPr>
+        <w:t xml:space="preserve">US </w:t>
+      </w:r>
+      <w:r>
+        <w:rPr>
+          <w:rFonts w:ascii="Calibri" w:hAnsi="Calibri" w:cs="Calibri"/>
+          <w:i/>
+          <w:iCs/>
+          <w:sz w:val="28"/>
+          <w:szCs w:val="28"/>
+        </w:rPr>
+        <w:t xml:space="preserve">Navy </w:t>
+      </w:r>
+      <w:r>
+        <w:rPr>
+          <w:rFonts w:ascii="Calibri" w:hAnsi="Calibri" w:cs="Calibri"/>
+          <w:i/>
+          <w:iCs/>
+          <w:sz w:val="28"/>
+          <w:szCs w:val="28"/>
+        </w:rPr>
+        <w:t>sailor</w:t>
+      </w:r>
+      <w:r>
+        <w:rPr>
+          <w:rFonts w:ascii="Calibri" w:hAnsi="Calibri" w:cs="Calibri"/>
+          <w:sz w:val="28"/>
+          <w:szCs w:val="28"/>
+        </w:rPr>
+        <w:t>, //</w:t>
+      </w:r>
+    </w:p>
+    <w:p>
+      <w:pPr>
+        <w:pStyle w:val="NormalWeb"/>
+        <w:spacing w:before="0" w:beforeAutospacing="0" w:after="0" w:afterAutospacing="0"/>
+        <w:rPr>
+          <w:rFonts w:ascii="Calibri" w:hAnsi="Calibri" w:cs="Calibri"/>
+          <w:sz w:val="28"/>
+          <w:szCs w:val="28"/>
+        </w:rPr>
+      </w:pPr>
+      <w:r>
+        <w:rPr>
+          <w:rFonts w:ascii="Calibri" w:hAnsi="Calibri" w:cs="Calibri"/>
+          <w:sz w:val="28"/>
+          <w:szCs w:val="28"/>
+        </w:rPr>
+        <w:t xml:space="preserve">would one day stand here… / and give </w:t>
+      </w:r>
+      <w:r>
+        <w:rPr>
+          <w:rFonts w:ascii="Calibri" w:hAnsi="Calibri" w:cs="Calibri"/>
+          <w:sz w:val="28"/>
+          <w:szCs w:val="28"/>
+        </w:rPr>
+        <w:t>this</w:t>
+      </w:r>
+      <w:r>
+        <w:rPr>
+          <w:rFonts w:ascii="Calibri" w:hAnsi="Calibri" w:cs="Calibri"/>
+          <w:sz w:val="28"/>
+          <w:szCs w:val="28"/>
+        </w:rPr>
+        <w:t xml:space="preserve"> eulogy…</w:t>
+      </w:r>
+    </w:p>
+    <w:p>
+      <w:pPr>
+        <w:pStyle w:val="NormalWeb"/>
+        <w:spacing w:before="0" w:beforeAutospacing="0" w:after="0" w:afterAutospacing="0"/>
+        <w:rPr>
+          <w:rFonts w:ascii="Calibri" w:hAnsi="Calibri" w:cs="Calibri"/>
+          <w:sz w:val="28"/>
+          <w:szCs w:val="28"/>
+        </w:rPr>
+      </w:pPr>
+      <w:r>
+        <w:rPr>
+          <w:rFonts w:ascii="Calibri" w:hAnsi="Calibri" w:cs="Calibri"/>
+          <w:sz w:val="28"/>
+          <w:szCs w:val="28"/>
+        </w:rPr>
+        <w:t xml:space="preserve">for </w:t>
+      </w:r>
+      <w:r>
+        <w:rPr>
+          <w:rFonts w:ascii="Calibri" w:hAnsi="Calibri" w:cs="Calibri"/>
+          <w:sz w:val="28"/>
+          <w:szCs w:val="28"/>
+        </w:rPr>
+        <w:t>Billie Parker</w:t>
+      </w:r>
+      <w:r>
+        <w:rPr>
+          <w:rFonts w:ascii="Calibri" w:hAnsi="Calibri" w:cs="Calibri"/>
+          <w:sz w:val="28"/>
+          <w:szCs w:val="28"/>
+        </w:rPr>
+        <w:t xml:space="preserve">… / a </w:t>
+      </w:r>
+      <w:r>
+        <w:rPr>
+          <w:rFonts w:ascii="Calibri" w:hAnsi="Calibri" w:cs="Calibri"/>
+          <w:i/>
+          <w:iCs/>
+          <w:sz w:val="28"/>
+          <w:szCs w:val="28"/>
+        </w:rPr>
+        <w:t xml:space="preserve">decorated </w:t>
+      </w:r>
+      <w:r>
+        <w:rPr>
+          <w:rFonts w:ascii="Calibri" w:hAnsi="Calibri" w:cs="Calibri"/>
+          <w:i/>
+          <w:iCs/>
           <w:sz w:val="28"/>
           <w:szCs w:val="28"/>
         </w:rPr>
@@ -212,6 +286,8 @@
       <w:r>
         <w:rPr>
           <w:rFonts w:ascii="Calibri" w:hAnsi="Calibri" w:cs="Calibri"/>
+          <w:i/>
+          <w:iCs/>
           <w:sz w:val="28"/>
           <w:szCs w:val="28"/>
         </w:rPr>
@@ -220,6 +296,8 @@
       <w:r>
         <w:rPr>
           <w:rFonts w:ascii="Calibri" w:hAnsi="Calibri" w:cs="Calibri"/>
+          <w:i/>
+          <w:iCs/>
           <w:sz w:val="28"/>
           <w:szCs w:val="28"/>
         </w:rPr>
@@ -277,46 +355,80 @@
           <w:sz w:val="28"/>
           <w:szCs w:val="28"/>
         </w:rPr>
-        <w:t>And yet— // here we are.</w:t>
-      </w:r>
-    </w:p>
-    <w:p>
-      <w:pPr>
-        <w:pStyle w:val="NormalWeb"/>
-        <w:spacing w:before="0" w:beforeAutospacing="0" w:after="0" w:afterAutospacing="0"/>
-        <w:rPr>
-          <w:rFonts w:ascii="Calibri" w:hAnsi="Calibri" w:cs="Calibri"/>
-          <w:sz w:val="28"/>
-          <w:szCs w:val="28"/>
-        </w:rPr>
-      </w:pPr>
-      <w:r>
-        <w:rPr>
-          <w:rFonts w:ascii="Calibri" w:hAnsi="Calibri" w:cs="Calibri"/>
-          <w:sz w:val="28"/>
-          <w:szCs w:val="28"/>
-        </w:rPr>
-        <w:t> </w:t>
-      </w:r>
-    </w:p>
-    <w:p>
-      <w:pPr>
-        <w:pStyle w:val="NormalWeb"/>
-        <w:spacing w:before="0" w:beforeAutospacing="0" w:after="0" w:afterAutospacing="0"/>
-        <w:rPr>
-          <w:rFonts w:ascii="Calibri" w:hAnsi="Calibri" w:cs="Calibri"/>
-          <w:sz w:val="28"/>
-          <w:szCs w:val="28"/>
-        </w:rPr>
-      </w:pPr>
-      <w:r>
-        <w:rPr>
-          <w:rFonts w:ascii="Calibri" w:hAnsi="Calibri" w:cs="Calibri"/>
-          <w:sz w:val="28"/>
-          <w:szCs w:val="28"/>
-          <w:highlight w:val="yellow"/>
-        </w:rPr>
-        <w:t>I can say this with confidence— //</w:t>
+        <w:t>And yet</w:t>
+      </w:r>
+      <w:r>
+        <w:rPr>
+          <w:rFonts w:ascii="Calibri" w:hAnsi="Calibri" w:cs="Calibri"/>
+          <w:sz w:val="28"/>
+          <w:szCs w:val="28"/>
+        </w:rPr>
+        <w:t xml:space="preserve"> --</w:t>
+      </w:r>
+      <w:r>
+        <w:rPr>
+          <w:rFonts w:ascii="Calibri" w:hAnsi="Calibri" w:cs="Calibri"/>
+          <w:sz w:val="28"/>
+          <w:szCs w:val="28"/>
+        </w:rPr>
+        <w:t xml:space="preserve"> // here we are.</w:t>
+      </w:r>
+    </w:p>
+    <w:p>
+      <w:pPr>
+        <w:pStyle w:val="NormalWeb"/>
+        <w:spacing w:before="0" w:beforeAutospacing="0" w:after="0" w:afterAutospacing="0"/>
+        <w:rPr>
+          <w:rFonts w:ascii="Calibri" w:hAnsi="Calibri" w:cs="Calibri"/>
+          <w:sz w:val="28"/>
+          <w:szCs w:val="28"/>
+        </w:rPr>
+      </w:pPr>
+      <w:r>
+        <w:rPr>
+          <w:rFonts w:ascii="Calibri" w:hAnsi="Calibri" w:cs="Calibri"/>
+          <w:sz w:val="28"/>
+          <w:szCs w:val="28"/>
+        </w:rPr>
+        <w:t> </w:t>
+      </w:r>
+    </w:p>
+    <w:p>
+      <w:pPr>
+        <w:pStyle w:val="NormalWeb"/>
+        <w:spacing w:before="0" w:beforeAutospacing="0" w:after="0" w:afterAutospacing="0"/>
+        <w:rPr>
+          <w:rFonts w:ascii="Calibri" w:hAnsi="Calibri" w:cs="Calibri"/>
+          <w:sz w:val="28"/>
+          <w:szCs w:val="28"/>
+        </w:rPr>
+      </w:pPr>
+      <w:r>
+        <w:rPr>
+          <w:rFonts w:ascii="Calibri" w:hAnsi="Calibri" w:cs="Calibri"/>
+          <w:sz w:val="28"/>
+          <w:szCs w:val="28"/>
+          <w:highlight w:val="yellow"/>
+        </w:rPr>
+        <w:t>I can say this with confidence</w:t>
+      </w:r>
+      <w:r>
+        <w:rPr>
+          <w:rFonts w:ascii="Calibri" w:hAnsi="Calibri" w:cs="Calibri"/>
+          <w:sz w:val="28"/>
+          <w:szCs w:val="28"/>
+          <w:highlight w:val="yellow"/>
+        </w:rPr>
+        <w:t xml:space="preserve"> --</w:t>
+      </w:r>
+      <w:r>
+        <w:rPr>
+          <w:rFonts w:ascii="Calibri" w:hAnsi="Calibri" w:cs="Calibri"/>
+          <w:sz w:val="28"/>
+          <w:szCs w:val="28"/>
+          <w:highlight w:val="yellow"/>
+        </w:rPr>
+        <w:t xml:space="preserve"> //</w:t>
       </w:r>
       <w:r>
         <w:rPr>
@@ -558,26 +670,58 @@
           <w:sz w:val="28"/>
           <w:szCs w:val="28"/>
         </w:rPr>
-        <w:t>Here— / in the place where he grew up.</w:t>
-      </w:r>
-    </w:p>
-    <w:p>
-      <w:pPr>
-        <w:pStyle w:val="NormalWeb"/>
-        <w:spacing w:before="0" w:beforeAutospacing="0" w:after="0" w:afterAutospacing="0"/>
-        <w:rPr>
-          <w:rFonts w:ascii="Calibri" w:hAnsi="Calibri" w:cs="Calibri"/>
-          <w:sz w:val="28"/>
-          <w:szCs w:val="28"/>
-        </w:rPr>
-      </w:pPr>
-      <w:r>
-        <w:rPr>
-          <w:rFonts w:ascii="Calibri" w:hAnsi="Calibri" w:cs="Calibri"/>
-          <w:sz w:val="28"/>
-          <w:szCs w:val="28"/>
-        </w:rPr>
-        <w:t>Here— / where his parents… and his friends…</w:t>
+        <w:t>Here</w:t>
+      </w:r>
+      <w:r>
+        <w:rPr>
+          <w:rFonts w:ascii="Calibri" w:hAnsi="Calibri" w:cs="Calibri"/>
+          <w:sz w:val="28"/>
+          <w:szCs w:val="28"/>
+        </w:rPr>
+        <w:t xml:space="preserve"> --</w:t>
+      </w:r>
+      <w:r>
+        <w:rPr>
+          <w:rFonts w:ascii="Calibri" w:hAnsi="Calibri" w:cs="Calibri"/>
+          <w:sz w:val="28"/>
+          <w:szCs w:val="28"/>
+        </w:rPr>
+        <w:t xml:space="preserve"> / in the place where he grew up.</w:t>
+      </w:r>
+    </w:p>
+    <w:p>
+      <w:pPr>
+        <w:pStyle w:val="NormalWeb"/>
+        <w:spacing w:before="0" w:beforeAutospacing="0" w:after="0" w:afterAutospacing="0"/>
+        <w:rPr>
+          <w:rFonts w:ascii="Calibri" w:hAnsi="Calibri" w:cs="Calibri"/>
+          <w:sz w:val="28"/>
+          <w:szCs w:val="28"/>
+        </w:rPr>
+      </w:pPr>
+      <w:r>
+        <w:rPr>
+          <w:rFonts w:ascii="Calibri" w:hAnsi="Calibri" w:cs="Calibri"/>
+          <w:sz w:val="28"/>
+          <w:szCs w:val="28"/>
+        </w:rPr>
+        <w:t>Here</w:t>
+      </w:r>
+      <w:r>
+        <w:rPr>
+          <w:rFonts w:ascii="Calibri" w:hAnsi="Calibri" w:cs="Calibri"/>
+          <w:sz w:val="28"/>
+          <w:szCs w:val="28"/>
+        </w:rPr>
+        <w:t xml:space="preserve"> --</w:t>
+      </w:r>
+      <w:r>
+        <w:rPr>
+          <w:rFonts w:ascii="Calibri" w:hAnsi="Calibri" w:cs="Calibri"/>
+          <w:sz w:val="28"/>
+          <w:szCs w:val="28"/>
+        </w:rPr>
+        <w:t xml:space="preserve"> / where his parents… and his friends…</w:t>
       </w:r>
       <w:r>
         <w:rPr>
@@ -631,7 +775,23 @@
           <w:sz w:val="28"/>
           <w:szCs w:val="28"/>
         </w:rPr>
-        <w:t>And now here— / laid to rest beside his father and mother…</w:t>
+        <w:t>And now here</w:t>
+      </w:r>
+      <w:r>
+        <w:rPr>
+          <w:rFonts w:ascii="Calibri" w:hAnsi="Calibri" w:cs="Calibri"/>
+          <w:sz w:val="28"/>
+          <w:szCs w:val="28"/>
+        </w:rPr>
+        <w:t xml:space="preserve"> --</w:t>
+      </w:r>
+      <w:r>
+        <w:rPr>
+          <w:rFonts w:ascii="Calibri" w:hAnsi="Calibri" w:cs="Calibri"/>
+          <w:sz w:val="28"/>
+          <w:szCs w:val="28"/>
+        </w:rPr>
+        <w:t xml:space="preserve"> / laid to rest beside his father and mother…</w:t>
       </w:r>
       <w:r>
         <w:rPr>
@@ -768,7 +928,26 @@
           <w:szCs w:val="28"/>
           <w:highlight w:val="yellow"/>
         </w:rPr>
-        <w:t>Bill was a rich young man. //</w:t>
+        <w:t xml:space="preserve">Bill was a </w:t>
+      </w:r>
+      <w:r>
+        <w:rPr>
+          <w:rFonts w:ascii="Calibri" w:hAnsi="Calibri" w:cs="Calibri"/>
+          <w:sz w:val="28"/>
+          <w:szCs w:val="28"/>
+          <w:highlight w:val="yellow"/>
+          <w:u w:val="single"/>
+        </w:rPr>
+        <w:t>rich young man</w:t>
+      </w:r>
+      <w:r>
+        <w:rPr>
+          <w:rFonts w:ascii="Calibri" w:hAnsi="Calibri" w:cs="Calibri"/>
+          <w:sz w:val="28"/>
+          <w:szCs w:val="28"/>
+          <w:highlight w:val="yellow"/>
+        </w:rPr>
+        <w:t>. //</w:t>
       </w:r>
     </w:p>
     <w:p>
@@ -958,7 +1137,16 @@
           <w:sz w:val="28"/>
           <w:szCs w:val="28"/>
         </w:rPr>
-        <w:t>And there was something in the air</w:t>
+        <w:t xml:space="preserve">And there was something in the </w:t>
+      </w:r>
+      <w:proofErr w:type="gramStart"/>
+      <w:r>
+        <w:rPr>
+          <w:rFonts w:ascii="Calibri" w:hAnsi="Calibri" w:cs="Calibri"/>
+          <w:sz w:val="28"/>
+          <w:szCs w:val="28"/>
+        </w:rPr>
+        <w:t>air</w:t>
       </w:r>
       <w:r>
         <w:rPr>
@@ -974,7 +1162,16 @@
           <w:sz w:val="28"/>
           <w:szCs w:val="28"/>
         </w:rPr>
-        <w:t>— //</w:t>
+        <w:t xml:space="preserve"> --</w:t>
+      </w:r>
+      <w:proofErr w:type="gramEnd"/>
+      <w:r>
+        <w:rPr>
+          <w:rFonts w:ascii="Calibri" w:hAnsi="Calibri" w:cs="Calibri"/>
+          <w:sz w:val="28"/>
+          <w:szCs w:val="28"/>
+        </w:rPr>
+        <w:t xml:space="preserve"> //</w:t>
       </w:r>
       <w:r>
         <w:rPr>
@@ -1212,6 +1409,7 @@
           <w:rFonts w:ascii="Calibri" w:hAnsi="Calibri" w:cs="Calibri"/>
           <w:sz w:val="28"/>
           <w:szCs w:val="28"/>
+          <w:highlight w:val="yellow"/>
         </w:rPr>
         <w:t>As a young teenager…</w:t>
       </w:r>
@@ -1733,6 +1931,7 @@
           <w:rFonts w:ascii="Calibri" w:hAnsi="Calibri" w:cs="Calibri"/>
           <w:sz w:val="28"/>
           <w:szCs w:val="28"/>
+          <w:highlight w:val="yellow"/>
         </w:rPr>
         <w:t>One of his early influences…</w:t>
       </w:r>
@@ -1753,7 +1952,15 @@
           <w:sz w:val="28"/>
           <w:szCs w:val="28"/>
         </w:rPr>
-        <w:t>was a barber in town—</w:t>
+        <w:t>was a barber in town</w:t>
+      </w:r>
+      <w:r>
+        <w:rPr>
+          <w:rFonts w:ascii="Calibri" w:hAnsi="Calibri" w:cs="Calibri"/>
+          <w:sz w:val="28"/>
+          <w:szCs w:val="28"/>
+        </w:rPr>
+        <w:t xml:space="preserve"> --</w:t>
       </w:r>
     </w:p>
     <w:p>
@@ -2346,7 +2553,7 @@
           <w:szCs w:val="28"/>
           <w:highlight w:val="yellow"/>
         </w:rPr>
-        <w:t>—</w:t>
+        <w:t xml:space="preserve"> --</w:t>
       </w:r>
     </w:p>
     <w:p>
@@ -2753,7 +2960,16 @@
           <w:szCs w:val="28"/>
           <w:highlight w:val="yellow"/>
         </w:rPr>
-        <w:t>But the core of who he was—</w:t>
+        <w:t>But the core of who he was</w:t>
+      </w:r>
+      <w:r>
+        <w:rPr>
+          <w:rFonts w:ascii="Calibri" w:hAnsi="Calibri" w:cs="Calibri"/>
+          <w:sz w:val="28"/>
+          <w:szCs w:val="28"/>
+          <w:highlight w:val="yellow"/>
+        </w:rPr>
+        <w:t xml:space="preserve"> --</w:t>
       </w:r>
     </w:p>
     <w:p>
@@ -3214,7 +3430,15 @@
           <w:sz w:val="28"/>
           <w:szCs w:val="28"/>
         </w:rPr>
-        <w:t>And when we gather like this—</w:t>
+        <w:t>And when we gather like this</w:t>
+      </w:r>
+      <w:r>
+        <w:rPr>
+          <w:rFonts w:ascii="Calibri" w:hAnsi="Calibri" w:cs="Calibri"/>
+          <w:sz w:val="28"/>
+          <w:szCs w:val="28"/>
+        </w:rPr>
+        <w:t xml:space="preserve"> --</w:t>
       </w:r>
     </w:p>
     <w:p>
@@ -3273,7 +3497,16 @@
           <w:szCs w:val="28"/>
           <w:highlight w:val="yellow"/>
         </w:rPr>
-        <w:t>We’re asking—</w:t>
+        <w:t>We’re asking</w:t>
+      </w:r>
+      <w:r>
+        <w:rPr>
+          <w:rFonts w:ascii="Calibri" w:hAnsi="Calibri" w:cs="Calibri"/>
+          <w:sz w:val="28"/>
+          <w:szCs w:val="28"/>
+          <w:highlight w:val="yellow"/>
+        </w:rPr>
+        <w:t xml:space="preserve"> --</w:t>
       </w:r>
     </w:p>
     <w:p>
@@ -3443,7 +3676,30 @@
           <w:szCs w:val="28"/>
           <w:highlight w:val="yellow"/>
         </w:rPr>
-        <w:t>There is not one truly righteous person… who always does good and never sins.</w:t>
+        <w:t xml:space="preserve">There is </w:t>
+      </w:r>
+      <w:r>
+        <w:rPr>
+          <w:rFonts w:ascii="Calibri" w:hAnsi="Calibri" w:cs="Calibri"/>
+          <w:b/>
+          <w:bCs/>
+          <w:sz w:val="28"/>
+          <w:szCs w:val="28"/>
+          <w:highlight w:val="yellow"/>
+          <w:u w:val="single"/>
+        </w:rPr>
+        <w:t>not one</w:t>
+      </w:r>
+      <w:r>
+        <w:rPr>
+          <w:rFonts w:ascii="Calibri" w:hAnsi="Calibri" w:cs="Calibri"/>
+          <w:b/>
+          <w:bCs/>
+          <w:sz w:val="28"/>
+          <w:szCs w:val="28"/>
+          <w:highlight w:val="yellow"/>
+        </w:rPr>
+        <w:t xml:space="preserve"> truly righteous person… who always does good and never sins.</w:t>
       </w:r>
       <w:r>
         <w:rPr>
@@ -3490,7 +3746,23 @@
           <w:sz w:val="28"/>
           <w:szCs w:val="28"/>
         </w:rPr>
-        <w:t>That levels the ground. //</w:t>
+        <w:t>That levels the ground</w:t>
+      </w:r>
+      <w:r>
+        <w:rPr>
+          <w:rFonts w:ascii="Calibri" w:hAnsi="Calibri" w:cs="Calibri"/>
+          <w:sz w:val="28"/>
+          <w:szCs w:val="28"/>
+        </w:rPr>
+        <w:t xml:space="preserve"> for all of us</w:t>
+      </w:r>
+      <w:r>
+        <w:rPr>
+          <w:rFonts w:ascii="Calibri" w:hAnsi="Calibri" w:cs="Calibri"/>
+          <w:sz w:val="28"/>
+          <w:szCs w:val="28"/>
+        </w:rPr>
+        <w:t>. //</w:t>
       </w:r>
     </w:p>
     <w:p>
@@ -3642,7 +3914,23 @@
           <w:sz w:val="28"/>
           <w:szCs w:val="28"/>
         </w:rPr>
-        <w:t>And yet— //</w:t>
+        <w:t>And yet</w:t>
+      </w:r>
+      <w:r>
+        <w:rPr>
+          <w:rFonts w:ascii="Calibri" w:hAnsi="Calibri" w:cs="Calibri"/>
+          <w:sz w:val="28"/>
+          <w:szCs w:val="28"/>
+        </w:rPr>
+        <w:t xml:space="preserve"> --</w:t>
+      </w:r>
+      <w:r>
+        <w:rPr>
+          <w:rFonts w:ascii="Calibri" w:hAnsi="Calibri" w:cs="Calibri"/>
+          <w:sz w:val="28"/>
+          <w:szCs w:val="28"/>
+        </w:rPr>
+        <w:t xml:space="preserve"> //</w:t>
       </w:r>
       <w:r>
         <w:rPr>
@@ -3698,7 +3986,16 @@
           <w:szCs w:val="28"/>
           <w:highlight w:val="yellow"/>
         </w:rPr>
-        <w:t>Because Scripture shows us something else—</w:t>
+        <w:t>Because Scripture shows us something else</w:t>
+      </w:r>
+      <w:r>
+        <w:rPr>
+          <w:rFonts w:ascii="Calibri" w:hAnsi="Calibri" w:cs="Calibri"/>
+          <w:sz w:val="28"/>
+          <w:szCs w:val="28"/>
+          <w:highlight w:val="yellow"/>
+        </w:rPr>
+        <w:t xml:space="preserve"> --</w:t>
       </w:r>
     </w:p>
     <w:p>
@@ -3748,6 +4045,7 @@
           <w:sz w:val="28"/>
           <w:szCs w:val="28"/>
           <w:highlight w:val="yellow"/>
+          <w:u w:val="single"/>
         </w:rPr>
         <w:t>dignified</w:t>
       </w:r>
@@ -3778,7 +4076,26 @@
           <w:szCs w:val="28"/>
           <w:highlight w:val="yellow"/>
         </w:rPr>
-        <w:t>even with imperfections. //</w:t>
+        <w:t xml:space="preserve">even with </w:t>
+      </w:r>
+      <w:r>
+        <w:rPr>
+          <w:rFonts w:ascii="Calibri" w:hAnsi="Calibri" w:cs="Calibri"/>
+          <w:sz w:val="28"/>
+          <w:szCs w:val="28"/>
+          <w:highlight w:val="yellow"/>
+          <w:u w:val="single"/>
+        </w:rPr>
+        <w:t>imperfections</w:t>
+      </w:r>
+      <w:r>
+        <w:rPr>
+          <w:rFonts w:ascii="Calibri" w:hAnsi="Calibri" w:cs="Calibri"/>
+          <w:sz w:val="28"/>
+          <w:szCs w:val="28"/>
+          <w:highlight w:val="yellow"/>
+        </w:rPr>
+        <w:t>. //</w:t>
       </w:r>
     </w:p>
     <w:p>
@@ -4319,7 +4636,26 @@
           <w:szCs w:val="28"/>
           <w:highlight w:val="yellow"/>
         </w:rPr>
-        <w:t>And now… his passing touches us. //</w:t>
+        <w:t xml:space="preserve">And now… </w:t>
+      </w:r>
+      <w:r>
+        <w:rPr>
+          <w:rFonts w:ascii="Calibri" w:hAnsi="Calibri" w:cs="Calibri"/>
+          <w:sz w:val="28"/>
+          <w:szCs w:val="28"/>
+          <w:highlight w:val="yellow"/>
+          <w:u w:val="single"/>
+        </w:rPr>
+        <w:t>his passing touches us</w:t>
+      </w:r>
+      <w:r>
+        <w:rPr>
+          <w:rFonts w:ascii="Calibri" w:hAnsi="Calibri" w:cs="Calibri"/>
+          <w:sz w:val="28"/>
+          <w:szCs w:val="28"/>
+          <w:highlight w:val="yellow"/>
+        </w:rPr>
+        <w:t>. //</w:t>
       </w:r>
     </w:p>
     <w:p>
@@ -4587,7 +4923,15 @@
           <w:sz w:val="28"/>
           <w:szCs w:val="28"/>
         </w:rPr>
-        <w:t>And if you knew him—</w:t>
+        <w:t>And if you knew him</w:t>
+      </w:r>
+      <w:r>
+        <w:rPr>
+          <w:rFonts w:ascii="Calibri" w:hAnsi="Calibri" w:cs="Calibri"/>
+          <w:sz w:val="28"/>
+          <w:szCs w:val="28"/>
+        </w:rPr>
+        <w:t xml:space="preserve"> --</w:t>
       </w:r>
       <w:r>
         <w:rPr>
@@ -4859,7 +5203,15 @@
           <w:sz w:val="28"/>
           <w:szCs w:val="28"/>
         </w:rPr>
-        <w:t>Even late in life—</w:t>
+        <w:t>Even late in life</w:t>
+      </w:r>
+      <w:r>
+        <w:rPr>
+          <w:rFonts w:ascii="Calibri" w:hAnsi="Calibri" w:cs="Calibri"/>
+          <w:sz w:val="28"/>
+          <w:szCs w:val="28"/>
+        </w:rPr>
+        <w:t xml:space="preserve"> --</w:t>
       </w:r>
     </w:p>
     <w:p>
@@ -5359,6 +5711,7 @@
           <w:sz w:val="28"/>
           <w:szCs w:val="28"/>
           <w:highlight w:val="yellow"/>
+          <w:u w:val="single"/>
         </w:rPr>
         <w:t>means all</w:t>
       </w:r>
@@ -5370,6 +5723,7 @@
           <w:sz w:val="28"/>
           <w:szCs w:val="28"/>
           <w:highlight w:val="yellow"/>
+          <w:u w:val="single"/>
         </w:rPr>
         <w:t xml:space="preserve"> of us</w:t>
       </w:r>
@@ -5489,7 +5843,28 @@
           <w:szCs w:val="28"/>
           <w:highlight w:val="yellow"/>
         </w:rPr>
-        <w:t>But here is where hope enters. //</w:t>
+        <w:t xml:space="preserve">But here is where </w:t>
+      </w:r>
+      <w:r>
+        <w:rPr>
+          <w:rFonts w:ascii="Calibri" w:hAnsi="Calibri" w:cs="Calibri"/>
+          <w:b/>
+          <w:bCs/>
+          <w:sz w:val="28"/>
+          <w:szCs w:val="28"/>
+          <w:highlight w:val="yellow"/>
+          <w:u w:val="single"/>
+        </w:rPr>
+        <w:t>hope</w:t>
+      </w:r>
+      <w:r>
+        <w:rPr>
+          <w:rFonts w:ascii="Calibri" w:hAnsi="Calibri" w:cs="Calibri"/>
+          <w:sz w:val="28"/>
+          <w:szCs w:val="28"/>
+          <w:highlight w:val="yellow"/>
+        </w:rPr>
+        <w:t xml:space="preserve"> enters. //</w:t>
       </w:r>
     </w:p>
     <w:p>
@@ -5567,7 +5942,28 @@
           <w:szCs w:val="28"/>
           <w:highlight w:val="yellow"/>
         </w:rPr>
-        <w:t>It moves toward grace. //</w:t>
+        <w:t xml:space="preserve">It moves toward </w:t>
+      </w:r>
+      <w:r>
+        <w:rPr>
+          <w:rFonts w:ascii="Calibri" w:hAnsi="Calibri" w:cs="Calibri"/>
+          <w:b/>
+          <w:bCs/>
+          <w:sz w:val="28"/>
+          <w:szCs w:val="28"/>
+          <w:highlight w:val="yellow"/>
+          <w:u w:val="single"/>
+        </w:rPr>
+        <w:t>grace</w:t>
+      </w:r>
+      <w:r>
+        <w:rPr>
+          <w:rFonts w:ascii="Calibri" w:hAnsi="Calibri" w:cs="Calibri"/>
+          <w:sz w:val="28"/>
+          <w:szCs w:val="28"/>
+          <w:highlight w:val="yellow"/>
+        </w:rPr>
+        <w:t>. //</w:t>
       </w:r>
     </w:p>
     <w:p>
@@ -5628,7 +6024,30 @@
           <w:szCs w:val="28"/>
           <w:highlight w:val="yellow"/>
         </w:rPr>
-        <w:t>If we confess… He is faithful… to forgive.</w:t>
+        <w:t xml:space="preserve">If we confess… He is faithful… to </w:t>
+      </w:r>
+      <w:r>
+        <w:rPr>
+          <w:rFonts w:ascii="Calibri" w:hAnsi="Calibri" w:cs="Calibri"/>
+          <w:b/>
+          <w:bCs/>
+          <w:sz w:val="28"/>
+          <w:szCs w:val="28"/>
+          <w:highlight w:val="yellow"/>
+          <w:u w:val="single"/>
+        </w:rPr>
+        <w:t>forgive</w:t>
+      </w:r>
+      <w:r>
+        <w:rPr>
+          <w:rFonts w:ascii="Calibri" w:hAnsi="Calibri" w:cs="Calibri"/>
+          <w:b/>
+          <w:bCs/>
+          <w:sz w:val="28"/>
+          <w:szCs w:val="28"/>
+          <w:highlight w:val="yellow"/>
+        </w:rPr>
+        <w:t>.</w:t>
       </w:r>
       <w:r>
         <w:rPr>
@@ -5720,51 +6139,97 @@
           <w:szCs w:val="28"/>
           <w:highlight w:val="yellow"/>
         </w:rPr>
-        <w:t>Because a life is not measured by perfection.</w:t>
-      </w:r>
-    </w:p>
-    <w:p>
-      <w:pPr>
-        <w:pStyle w:val="NormalWeb"/>
-        <w:spacing w:before="0" w:beforeAutospacing="0" w:after="0" w:afterAutospacing="0"/>
-        <w:rPr>
-          <w:rFonts w:ascii="Calibri" w:hAnsi="Calibri" w:cs="Calibri"/>
-          <w:sz w:val="28"/>
-          <w:szCs w:val="28"/>
-          <w:highlight w:val="yellow"/>
-        </w:rPr>
-      </w:pPr>
-      <w:r>
-        <w:rPr>
-          <w:rFonts w:ascii="Calibri" w:hAnsi="Calibri" w:cs="Calibri"/>
-          <w:sz w:val="28"/>
-          <w:szCs w:val="28"/>
-          <w:highlight w:val="yellow"/>
-        </w:rPr>
-        <w:t> </w:t>
-      </w:r>
-    </w:p>
-    <w:p>
-      <w:pPr>
-        <w:pStyle w:val="NormalWeb"/>
-        <w:spacing w:before="0" w:beforeAutospacing="0" w:after="0" w:afterAutospacing="0"/>
-        <w:rPr>
-          <w:rFonts w:ascii="Calibri" w:hAnsi="Calibri" w:cs="Calibri"/>
-          <w:sz w:val="28"/>
-          <w:szCs w:val="28"/>
-          <w:highlight w:val="yellow"/>
-        </w:rPr>
-      </w:pPr>
-      <w:r>
-        <w:rPr>
-          <w:rFonts w:ascii="Calibri" w:hAnsi="Calibri" w:cs="Calibri"/>
-          <w:b/>
-          <w:bCs/>
-          <w:sz w:val="28"/>
-          <w:szCs w:val="28"/>
-          <w:highlight w:val="yellow"/>
-        </w:rPr>
-        <w:t>It is measured… by direction.</w:t>
+        <w:t xml:space="preserve">Because a life is not measured by </w:t>
+      </w:r>
+      <w:r>
+        <w:rPr>
+          <w:rFonts w:ascii="Calibri" w:hAnsi="Calibri" w:cs="Calibri"/>
+          <w:b/>
+          <w:bCs/>
+          <w:sz w:val="28"/>
+          <w:szCs w:val="28"/>
+          <w:highlight w:val="yellow"/>
+          <w:u w:val="single"/>
+        </w:rPr>
+        <w:t>perfection</w:t>
+      </w:r>
+      <w:r>
+        <w:rPr>
+          <w:rFonts w:ascii="Calibri" w:hAnsi="Calibri" w:cs="Calibri"/>
+          <w:b/>
+          <w:bCs/>
+          <w:sz w:val="28"/>
+          <w:szCs w:val="28"/>
+          <w:highlight w:val="yellow"/>
+        </w:rPr>
+        <w:t>.</w:t>
+      </w:r>
+    </w:p>
+    <w:p>
+      <w:pPr>
+        <w:pStyle w:val="NormalWeb"/>
+        <w:spacing w:before="0" w:beforeAutospacing="0" w:after="0" w:afterAutospacing="0"/>
+        <w:rPr>
+          <w:rFonts w:ascii="Calibri" w:hAnsi="Calibri" w:cs="Calibri"/>
+          <w:sz w:val="28"/>
+          <w:szCs w:val="28"/>
+          <w:highlight w:val="yellow"/>
+        </w:rPr>
+      </w:pPr>
+      <w:r>
+        <w:rPr>
+          <w:rFonts w:ascii="Calibri" w:hAnsi="Calibri" w:cs="Calibri"/>
+          <w:sz w:val="28"/>
+          <w:szCs w:val="28"/>
+          <w:highlight w:val="yellow"/>
+        </w:rPr>
+        <w:t> </w:t>
+      </w:r>
+    </w:p>
+    <w:p>
+      <w:pPr>
+        <w:pStyle w:val="NormalWeb"/>
+        <w:spacing w:before="0" w:beforeAutospacing="0" w:after="0" w:afterAutospacing="0"/>
+        <w:rPr>
+          <w:rFonts w:ascii="Calibri" w:hAnsi="Calibri" w:cs="Calibri"/>
+          <w:sz w:val="28"/>
+          <w:szCs w:val="28"/>
+          <w:highlight w:val="yellow"/>
+        </w:rPr>
+      </w:pPr>
+      <w:r>
+        <w:rPr>
+          <w:rFonts w:ascii="Calibri" w:hAnsi="Calibri" w:cs="Calibri"/>
+          <w:b/>
+          <w:bCs/>
+          <w:sz w:val="28"/>
+          <w:szCs w:val="28"/>
+          <w:highlight w:val="yellow"/>
+        </w:rPr>
+        <w:t xml:space="preserve">It is measured… by </w:t>
+      </w:r>
+      <w:r>
+        <w:rPr>
+          <w:rFonts w:ascii="Calibri" w:hAnsi="Calibri" w:cs="Calibri"/>
+          <w:b/>
+          <w:bCs/>
+          <w:sz w:val="28"/>
+          <w:szCs w:val="28"/>
+          <w:highlight w:val="yellow"/>
+          <w:u w:val="single"/>
+        </w:rPr>
+        <w:t>direction</w:t>
+      </w:r>
+      <w:r>
+        <w:rPr>
+          <w:rFonts w:ascii="Calibri" w:hAnsi="Calibri" w:cs="Calibri"/>
+          <w:b/>
+          <w:bCs/>
+          <w:sz w:val="28"/>
+          <w:szCs w:val="28"/>
+          <w:highlight w:val="yellow"/>
+        </w:rPr>
+        <w:t>.</w:t>
       </w:r>
       <w:r>
         <w:rPr>
@@ -5815,8 +6280,20 @@
           <w:sz w:val="28"/>
           <w:szCs w:val="28"/>
           <w:highlight w:val="yellow"/>
-        </w:rPr>
-        <w:t>By where the heart turns.</w:t>
+          <w:u w:val="single"/>
+        </w:rPr>
+        <w:t>By where the heart turns</w:t>
+      </w:r>
+      <w:r>
+        <w:rPr>
+          <w:rFonts w:ascii="Calibri" w:hAnsi="Calibri" w:cs="Calibri"/>
+          <w:b/>
+          <w:bCs/>
+          <w:sz w:val="28"/>
+          <w:szCs w:val="28"/>
+          <w:highlight w:val="yellow"/>
+        </w:rPr>
+        <w:t>.</w:t>
       </w:r>
       <w:r>
         <w:rPr>
@@ -6042,7 +6519,16 @@
           <w:szCs w:val="28"/>
           <w:highlight w:val="yellow"/>
         </w:rPr>
-        <w:t>Scripture speaks of—</w:t>
+        <w:t>Scripture speaks of</w:t>
+      </w:r>
+      <w:r>
+        <w:rPr>
+          <w:rFonts w:ascii="Calibri" w:hAnsi="Calibri" w:cs="Calibri"/>
+          <w:sz w:val="28"/>
+          <w:szCs w:val="28"/>
+          <w:highlight w:val="yellow"/>
+        </w:rPr>
+        <w:t xml:space="preserve"> --</w:t>
       </w:r>
     </w:p>
     <w:p>
@@ -6551,7 +7037,53 @@
           <w:szCs w:val="28"/>
           <w:highlight w:val="yellow"/>
         </w:rPr>
-        <w:t>Teach us to consider our mortality… so we may live wisely.</w:t>
+        <w:t xml:space="preserve">Teach us to consider our </w:t>
+      </w:r>
+      <w:r>
+        <w:rPr>
+          <w:rFonts w:ascii="Calibri" w:hAnsi="Calibri" w:cs="Calibri"/>
+          <w:b/>
+          <w:bCs/>
+          <w:sz w:val="28"/>
+          <w:szCs w:val="28"/>
+          <w:highlight w:val="yellow"/>
+          <w:u w:val="single"/>
+        </w:rPr>
+        <w:t>mortality</w:t>
+      </w:r>
+      <w:r>
+        <w:rPr>
+          <w:rFonts w:ascii="Calibri" w:hAnsi="Calibri" w:cs="Calibri"/>
+          <w:b/>
+          <w:bCs/>
+          <w:sz w:val="28"/>
+          <w:szCs w:val="28"/>
+          <w:highlight w:val="yellow"/>
+        </w:rPr>
+        <w:t xml:space="preserve">… so we may live </w:t>
+      </w:r>
+      <w:r>
+        <w:rPr>
+          <w:rFonts w:ascii="Calibri" w:hAnsi="Calibri" w:cs="Calibri"/>
+          <w:b/>
+          <w:bCs/>
+          <w:sz w:val="28"/>
+          <w:szCs w:val="28"/>
+          <w:highlight w:val="yellow"/>
+          <w:u w:val="single"/>
+        </w:rPr>
+        <w:t>wisely</w:t>
+      </w:r>
+      <w:r>
+        <w:rPr>
+          <w:rFonts w:ascii="Calibri" w:hAnsi="Calibri" w:cs="Calibri"/>
+          <w:b/>
+          <w:bCs/>
+          <w:sz w:val="28"/>
+          <w:szCs w:val="28"/>
+          <w:highlight w:val="yellow"/>
+        </w:rPr>
+        <w:t>.</w:t>
       </w:r>
       <w:r>
         <w:rPr>
@@ -6677,7 +7209,15 @@
           <w:sz w:val="28"/>
           <w:szCs w:val="28"/>
         </w:rPr>
-        <w:t>Not just about Bill—</w:t>
+        <w:t>Not just about Bill</w:t>
+      </w:r>
+      <w:r>
+        <w:rPr>
+          <w:rFonts w:ascii="Calibri" w:hAnsi="Calibri" w:cs="Calibri"/>
+          <w:sz w:val="28"/>
+          <w:szCs w:val="28"/>
+        </w:rPr>
+        <w:t xml:space="preserve"> --</w:t>
       </w:r>
     </w:p>
     <w:p>
@@ -6734,7 +7274,15 @@
           <w:sz w:val="28"/>
           <w:szCs w:val="28"/>
         </w:rPr>
-        <w:t>It reminds us—</w:t>
+        <w:t>It reminds us</w:t>
+      </w:r>
+      <w:r>
+        <w:rPr>
+          <w:rFonts w:ascii="Calibri" w:hAnsi="Calibri" w:cs="Calibri"/>
+          <w:sz w:val="28"/>
+          <w:szCs w:val="28"/>
+        </w:rPr>
+        <w:t xml:space="preserve"> --</w:t>
       </w:r>
     </w:p>
     <w:p>
@@ -6934,60 +7482,107 @@
         <w:spacing w:before="0" w:beforeAutospacing="0" w:after="0" w:afterAutospacing="0"/>
         <w:rPr>
           <w:rFonts w:ascii="Calibri" w:hAnsi="Calibri" w:cs="Calibri"/>
-          <w:sz w:val="28"/>
-          <w:szCs w:val="28"/>
-          <w:highlight w:val="yellow"/>
-        </w:rPr>
-      </w:pPr>
-      <w:r>
-        <w:rPr>
-          <w:rFonts w:ascii="Calibri" w:hAnsi="Calibri" w:cs="Calibri"/>
-          <w:sz w:val="28"/>
-          <w:szCs w:val="28"/>
-          <w:highlight w:val="yellow"/>
-        </w:rPr>
-        <w:t>Because in the end—</w:t>
-      </w:r>
-    </w:p>
-    <w:p>
-      <w:pPr>
-        <w:pStyle w:val="NormalWeb"/>
-        <w:spacing w:before="0" w:beforeAutospacing="0" w:after="0" w:afterAutospacing="0"/>
-        <w:rPr>
-          <w:rFonts w:ascii="Calibri" w:hAnsi="Calibri" w:cs="Calibri"/>
-          <w:sz w:val="28"/>
-          <w:szCs w:val="28"/>
-          <w:highlight w:val="yellow"/>
-        </w:rPr>
-      </w:pPr>
-      <w:r>
-        <w:rPr>
-          <w:rFonts w:ascii="Calibri" w:hAnsi="Calibri" w:cs="Calibri"/>
-          <w:sz w:val="28"/>
-          <w:szCs w:val="28"/>
-          <w:highlight w:val="yellow"/>
-        </w:rPr>
-        <w:t>what we carry in our hearts…</w:t>
-      </w:r>
-    </w:p>
-    <w:p>
-      <w:pPr>
-        <w:pStyle w:val="NormalWeb"/>
-        <w:spacing w:before="0" w:beforeAutospacing="0" w:after="0" w:afterAutospacing="0"/>
-        <w:rPr>
-          <w:rFonts w:ascii="Calibri" w:hAnsi="Calibri" w:cs="Calibri"/>
-          <w:sz w:val="28"/>
-          <w:szCs w:val="28"/>
-        </w:rPr>
-      </w:pPr>
-      <w:r>
-        <w:rPr>
-          <w:rFonts w:ascii="Calibri" w:hAnsi="Calibri" w:cs="Calibri"/>
-          <w:sz w:val="28"/>
-          <w:szCs w:val="28"/>
-          <w:highlight w:val="yellow"/>
-        </w:rPr>
-        <w:t>matters more than anything we accomplish. //</w:t>
+          <w:b/>
+          <w:bCs/>
+          <w:sz w:val="28"/>
+          <w:szCs w:val="28"/>
+          <w:highlight w:val="yellow"/>
+        </w:rPr>
+      </w:pPr>
+      <w:r>
+        <w:rPr>
+          <w:rFonts w:ascii="Calibri" w:hAnsi="Calibri" w:cs="Calibri"/>
+          <w:b/>
+          <w:bCs/>
+          <w:sz w:val="28"/>
+          <w:szCs w:val="28"/>
+          <w:highlight w:val="yellow"/>
+        </w:rPr>
+        <w:t>Because in the end</w:t>
+      </w:r>
+      <w:r>
+        <w:rPr>
+          <w:rFonts w:ascii="Calibri" w:hAnsi="Calibri" w:cs="Calibri"/>
+          <w:b/>
+          <w:bCs/>
+          <w:sz w:val="28"/>
+          <w:szCs w:val="28"/>
+          <w:highlight w:val="yellow"/>
+        </w:rPr>
+        <w:t xml:space="preserve"> --</w:t>
+      </w:r>
+    </w:p>
+    <w:p>
+      <w:pPr>
+        <w:pStyle w:val="NormalWeb"/>
+        <w:spacing w:before="0" w:beforeAutospacing="0" w:after="0" w:afterAutospacing="0"/>
+        <w:rPr>
+          <w:rFonts w:ascii="Calibri" w:hAnsi="Calibri" w:cs="Calibri"/>
+          <w:b/>
+          <w:bCs/>
+          <w:sz w:val="28"/>
+          <w:szCs w:val="28"/>
+          <w:highlight w:val="yellow"/>
+        </w:rPr>
+      </w:pPr>
+      <w:r>
+        <w:rPr>
+          <w:rFonts w:ascii="Calibri" w:hAnsi="Calibri" w:cs="Calibri"/>
+          <w:b/>
+          <w:bCs/>
+          <w:sz w:val="28"/>
+          <w:szCs w:val="28"/>
+          <w:highlight w:val="yellow"/>
+          <w:u w:val="single"/>
+        </w:rPr>
+        <w:t>what we carry in our hearts</w:t>
+      </w:r>
+      <w:r>
+        <w:rPr>
+          <w:rFonts w:ascii="Calibri" w:hAnsi="Calibri" w:cs="Calibri"/>
+          <w:b/>
+          <w:bCs/>
+          <w:sz w:val="28"/>
+          <w:szCs w:val="28"/>
+          <w:highlight w:val="yellow"/>
+        </w:rPr>
+        <w:t>…</w:t>
+      </w:r>
+    </w:p>
+    <w:p>
+      <w:pPr>
+        <w:pStyle w:val="NormalWeb"/>
+        <w:spacing w:before="0" w:beforeAutospacing="0" w:after="0" w:afterAutospacing="0"/>
+        <w:rPr>
+          <w:rFonts w:ascii="Calibri" w:hAnsi="Calibri" w:cs="Calibri"/>
+          <w:b/>
+          <w:bCs/>
+          <w:sz w:val="28"/>
+          <w:szCs w:val="28"/>
+        </w:rPr>
+      </w:pPr>
+      <w:r>
+        <w:rPr>
+          <w:rFonts w:ascii="Calibri" w:hAnsi="Calibri" w:cs="Calibri"/>
+          <w:b/>
+          <w:bCs/>
+          <w:sz w:val="28"/>
+          <w:szCs w:val="28"/>
+          <w:highlight w:val="yellow"/>
+          <w:u w:val="single"/>
+        </w:rPr>
+        <w:t>matters more than anything we accomplish</w:t>
+      </w:r>
+      <w:r>
+        <w:rPr>
+          <w:rFonts w:ascii="Calibri" w:hAnsi="Calibri" w:cs="Calibri"/>
+          <w:b/>
+          <w:bCs/>
+          <w:sz w:val="28"/>
+          <w:szCs w:val="28"/>
+          <w:highlight w:val="yellow"/>
+        </w:rPr>
+        <w:t>. //</w:t>
       </w:r>
     </w:p>
     <w:p>
@@ -7261,6 +7856,8 @@
         <w:spacing w:before="0" w:beforeAutospacing="0" w:after="0" w:afterAutospacing="0"/>
         <w:rPr>
           <w:rFonts w:ascii="Calibri" w:hAnsi="Calibri" w:cs="Calibri"/>
+          <w:b/>
+          <w:bCs/>
           <w:i/>
           <w:iCs/>
           <w:sz w:val="28"/>
@@ -7271,17 +7868,21 @@
       <w:r>
         <w:rPr>
           <w:rFonts w:ascii="Calibri" w:hAnsi="Calibri" w:cs="Calibri"/>
+          <w:b/>
+          <w:bCs/>
           <w:i/>
           <w:iCs/>
           <w:sz w:val="28"/>
           <w:szCs w:val="28"/>
           <w:highlight w:val="yellow"/>
         </w:rPr>
-        <w:t>And that…</w:t>
-      </w:r>
-      <w:r>
-        <w:rPr>
-          <w:rFonts w:ascii="Calibri" w:hAnsi="Calibri" w:cs="Calibri"/>
+        <w:t>that…</w:t>
+      </w:r>
+      <w:r>
+        <w:rPr>
+          <w:rFonts w:ascii="Calibri" w:hAnsi="Calibri" w:cs="Calibri"/>
+          <w:b/>
+          <w:bCs/>
           <w:i/>
           <w:iCs/>
           <w:sz w:val="28"/>
@@ -7297,13 +7898,17 @@
         <w:spacing w:before="0" w:beforeAutospacing="0" w:after="0" w:afterAutospacing="0"/>
         <w:rPr>
           <w:rFonts w:ascii="Calibri" w:hAnsi="Calibri" w:cs="Calibri"/>
-          <w:sz w:val="28"/>
-          <w:szCs w:val="28"/>
-        </w:rPr>
-      </w:pPr>
-      <w:r>
-        <w:rPr>
-          <w:rFonts w:ascii="Calibri" w:hAnsi="Calibri" w:cs="Calibri"/>
+          <w:b/>
+          <w:bCs/>
+          <w:sz w:val="28"/>
+          <w:szCs w:val="28"/>
+        </w:rPr>
+      </w:pPr>
+      <w:r>
+        <w:rPr>
+          <w:rFonts w:ascii="Calibri" w:hAnsi="Calibri" w:cs="Calibri"/>
+          <w:b/>
+          <w:bCs/>
           <w:i/>
           <w:iCs/>
           <w:sz w:val="28"/>
@@ -7315,6 +7920,8 @@
       <w:r>
         <w:rPr>
           <w:rFonts w:ascii="Calibri" w:hAnsi="Calibri" w:cs="Calibri"/>
+          <w:b/>
+          <w:bCs/>
           <w:i/>
           <w:iCs/>
           <w:sz w:val="28"/>
@@ -7326,6 +7933,8 @@
       <w:r>
         <w:rPr>
           <w:rFonts w:ascii="Calibri" w:hAnsi="Calibri" w:cs="Calibri"/>
+          <w:b/>
+          <w:bCs/>
           <w:i/>
           <w:iCs/>
           <w:sz w:val="28"/>
@@ -7337,6 +7946,8 @@
       <w:r>
         <w:rPr>
           <w:rFonts w:ascii="Calibri" w:hAnsi="Calibri" w:cs="Calibri"/>
+          <w:b/>
+          <w:bCs/>
           <w:sz w:val="28"/>
           <w:szCs w:val="28"/>
           <w:highlight w:val="yellow"/>
@@ -7503,67 +8114,149 @@
           <w:sz w:val="28"/>
           <w:szCs w:val="28"/>
         </w:rPr>
-        <w:t>That is our hope today. //</w:t>
-      </w:r>
-    </w:p>
-    <w:p>
-      <w:pPr>
-        <w:pStyle w:val="NormalWeb"/>
-        <w:spacing w:before="0" w:beforeAutospacing="0" w:after="0" w:afterAutospacing="0"/>
-        <w:rPr>
-          <w:rFonts w:ascii="Calibri" w:hAnsi="Calibri" w:cs="Calibri"/>
-          <w:sz w:val="28"/>
-          <w:szCs w:val="28"/>
-        </w:rPr>
-      </w:pPr>
-      <w:r>
-        <w:rPr>
-          <w:rFonts w:ascii="Calibri" w:hAnsi="Calibri" w:cs="Calibri"/>
-          <w:sz w:val="28"/>
-          <w:szCs w:val="28"/>
-        </w:rPr>
-        <w:t> </w:t>
-      </w:r>
-    </w:p>
-    <w:p>
-      <w:pPr>
-        <w:pStyle w:val="NormalWeb"/>
-        <w:spacing w:before="0" w:beforeAutospacing="0" w:after="0" w:afterAutospacing="0"/>
-        <w:rPr>
-          <w:rFonts w:ascii="Calibri" w:hAnsi="Calibri" w:cs="Calibri"/>
-          <w:sz w:val="28"/>
-          <w:szCs w:val="28"/>
-          <w:highlight w:val="yellow"/>
-        </w:rPr>
-      </w:pPr>
-      <w:r>
-        <w:rPr>
-          <w:rFonts w:ascii="Calibri" w:hAnsi="Calibri" w:cs="Calibri"/>
-          <w:sz w:val="28"/>
-          <w:szCs w:val="28"/>
-          <w:highlight w:val="yellow"/>
-        </w:rPr>
-        <w:t>Not because of the lives we have woven—</w:t>
-      </w:r>
-    </w:p>
-    <w:p>
-      <w:pPr>
-        <w:pStyle w:val="NormalWeb"/>
-        <w:spacing w:before="0" w:beforeAutospacing="0" w:after="0" w:afterAutospacing="0"/>
-        <w:rPr>
-          <w:rFonts w:ascii="Calibri" w:hAnsi="Calibri" w:cs="Calibri"/>
-          <w:sz w:val="28"/>
-          <w:szCs w:val="28"/>
-        </w:rPr>
-      </w:pPr>
-      <w:r>
-        <w:rPr>
-          <w:rFonts w:ascii="Calibri" w:hAnsi="Calibri" w:cs="Calibri"/>
-          <w:sz w:val="28"/>
-          <w:szCs w:val="28"/>
-          <w:highlight w:val="yellow"/>
-        </w:rPr>
-        <w:t>but because God is faithful… to redeem them. //</w:t>
+        <w:t xml:space="preserve">That is our </w:t>
+      </w:r>
+      <w:r>
+        <w:rPr>
+          <w:rFonts w:ascii="Calibri" w:hAnsi="Calibri" w:cs="Calibri"/>
+          <w:b/>
+          <w:bCs/>
+          <w:sz w:val="28"/>
+          <w:szCs w:val="28"/>
+        </w:rPr>
+        <w:t>hope</w:t>
+      </w:r>
+      <w:r>
+        <w:rPr>
+          <w:rFonts w:ascii="Calibri" w:hAnsi="Calibri" w:cs="Calibri"/>
+          <w:sz w:val="28"/>
+          <w:szCs w:val="28"/>
+        </w:rPr>
+        <w:t xml:space="preserve"> today. //</w:t>
+      </w:r>
+    </w:p>
+    <w:p>
+      <w:pPr>
+        <w:pStyle w:val="NormalWeb"/>
+        <w:spacing w:before="0" w:beforeAutospacing="0" w:after="0" w:afterAutospacing="0"/>
+        <w:rPr>
+          <w:rFonts w:ascii="Calibri" w:hAnsi="Calibri" w:cs="Calibri"/>
+          <w:sz w:val="28"/>
+          <w:szCs w:val="28"/>
+        </w:rPr>
+      </w:pPr>
+      <w:r>
+        <w:rPr>
+          <w:rFonts w:ascii="Calibri" w:hAnsi="Calibri" w:cs="Calibri"/>
+          <w:sz w:val="28"/>
+          <w:szCs w:val="28"/>
+        </w:rPr>
+        <w:t> </w:t>
+      </w:r>
+    </w:p>
+    <w:p>
+      <w:pPr>
+        <w:pStyle w:val="NormalWeb"/>
+        <w:spacing w:before="0" w:beforeAutospacing="0" w:after="0" w:afterAutospacing="0"/>
+        <w:rPr>
+          <w:rFonts w:ascii="Calibri" w:hAnsi="Calibri" w:cs="Calibri"/>
+          <w:b/>
+          <w:bCs/>
+          <w:sz w:val="28"/>
+          <w:szCs w:val="28"/>
+          <w:highlight w:val="yellow"/>
+        </w:rPr>
+      </w:pPr>
+      <w:r>
+        <w:rPr>
+          <w:rFonts w:ascii="Calibri" w:hAnsi="Calibri" w:cs="Calibri"/>
+          <w:b/>
+          <w:bCs/>
+          <w:sz w:val="28"/>
+          <w:szCs w:val="28"/>
+          <w:highlight w:val="yellow"/>
+        </w:rPr>
+        <w:t>Not because of the lives we have woven</w:t>
+      </w:r>
+      <w:r>
+        <w:rPr>
+          <w:rFonts w:ascii="Calibri" w:hAnsi="Calibri" w:cs="Calibri"/>
+          <w:b/>
+          <w:bCs/>
+          <w:sz w:val="28"/>
+          <w:szCs w:val="28"/>
+          <w:highlight w:val="yellow"/>
+        </w:rPr>
+        <w:t xml:space="preserve"> --</w:t>
+      </w:r>
+    </w:p>
+    <w:p>
+      <w:pPr>
+        <w:pStyle w:val="NormalWeb"/>
+        <w:spacing w:before="0" w:beforeAutospacing="0" w:after="0" w:afterAutospacing="0"/>
+        <w:rPr>
+          <w:rFonts w:ascii="Calibri" w:hAnsi="Calibri" w:cs="Calibri"/>
+          <w:b/>
+          <w:bCs/>
+          <w:sz w:val="28"/>
+          <w:szCs w:val="28"/>
+        </w:rPr>
+      </w:pPr>
+      <w:r>
+        <w:rPr>
+          <w:rFonts w:ascii="Calibri" w:hAnsi="Calibri" w:cs="Calibri"/>
+          <w:b/>
+          <w:bCs/>
+          <w:sz w:val="28"/>
+          <w:szCs w:val="28"/>
+          <w:highlight w:val="yellow"/>
+        </w:rPr>
+        <w:t xml:space="preserve">but </w:t>
+      </w:r>
+      <w:r>
+        <w:rPr>
+          <w:rFonts w:ascii="Calibri" w:hAnsi="Calibri" w:cs="Calibri"/>
+          <w:b/>
+          <w:bCs/>
+          <w:sz w:val="28"/>
+          <w:szCs w:val="28"/>
+          <w:highlight w:val="yellow"/>
+          <w:u w:val="single"/>
+        </w:rPr>
+        <w:t>because God is faithful</w:t>
+      </w:r>
+      <w:r>
+        <w:rPr>
+          <w:rFonts w:ascii="Calibri" w:hAnsi="Calibri" w:cs="Calibri"/>
+          <w:b/>
+          <w:bCs/>
+          <w:sz w:val="28"/>
+          <w:szCs w:val="28"/>
+          <w:highlight w:val="yellow"/>
+        </w:rPr>
+        <w:t xml:space="preserve">… to redeem </w:t>
+      </w:r>
+      <w:r>
+        <w:rPr>
+          <w:rFonts w:ascii="Calibri" w:hAnsi="Calibri" w:cs="Calibri"/>
+          <w:b/>
+          <w:bCs/>
+          <w:sz w:val="28"/>
+          <w:szCs w:val="28"/>
+          <w:highlight w:val="yellow"/>
+        </w:rPr>
+        <w:t>us</w:t>
+      </w:r>
+      <w:r>
+        <w:rPr>
+          <w:rFonts w:ascii="Calibri" w:hAnsi="Calibri" w:cs="Calibri"/>
+          <w:b/>
+          <w:bCs/>
+          <w:sz w:val="28"/>
+          <w:szCs w:val="28"/>
+          <w:highlight w:val="yellow"/>
+        </w:rPr>
+        <w:t>. //</w:t>
       </w:r>
     </w:p>
     <w:p>
@@ -7657,7 +8350,15 @@
           <w:sz w:val="28"/>
           <w:szCs w:val="28"/>
         </w:rPr>
-        <w:t>not as a perfect man—</w:t>
+        <w:t>not as a perfect man</w:t>
+      </w:r>
+      <w:r>
+        <w:rPr>
+          <w:rFonts w:ascii="Calibri" w:hAnsi="Calibri" w:cs="Calibri"/>
+          <w:sz w:val="28"/>
+          <w:szCs w:val="28"/>
+        </w:rPr>
+        <w:t xml:space="preserve"> --</w:t>
       </w:r>
     </w:p>
     <w:p>
@@ -7716,17 +8417,39 @@
           <w:szCs w:val="28"/>
           <w:highlight w:val="yellow"/>
         </w:rPr>
-        <w:t xml:space="preserve">  One</w:t>
+        <w:t xml:space="preserve">  </w:t>
+      </w:r>
+      <w:r>
+        <w:rPr>
+          <w:rFonts w:ascii="Calibri" w:hAnsi="Calibri" w:cs="Calibri"/>
+          <w:b/>
+          <w:bCs/>
+          <w:sz w:val="28"/>
+          <w:szCs w:val="28"/>
+          <w:highlight w:val="yellow"/>
+        </w:rPr>
+        <w:t>One</w:t>
       </w:r>
       <w:proofErr w:type="gramEnd"/>
       <w:r>
         <w:rPr>
           <w:rFonts w:ascii="Calibri" w:hAnsi="Calibri" w:cs="Calibri"/>
-          <w:sz w:val="28"/>
-          <w:szCs w:val="28"/>
-          <w:highlight w:val="yellow"/>
-        </w:rPr>
-        <w:t xml:space="preserve"> of us… </w:t>
+          <w:b/>
+          <w:bCs/>
+          <w:sz w:val="28"/>
+          <w:szCs w:val="28"/>
+          <w:highlight w:val="yellow"/>
+        </w:rPr>
+        <w:t xml:space="preserve"> of us…</w:t>
+      </w:r>
+      <w:r>
+        <w:rPr>
+          <w:rFonts w:ascii="Calibri" w:hAnsi="Calibri" w:cs="Calibri"/>
+          <w:sz w:val="28"/>
+          <w:szCs w:val="28"/>
+          <w:highlight w:val="yellow"/>
+        </w:rPr>
+        <w:t xml:space="preserve"> </w:t>
       </w:r>
       <w:r>
         <w:rPr>
@@ -7740,11 +8463,23 @@
       <w:r>
         <w:rPr>
           <w:rFonts w:ascii="Calibri" w:hAnsi="Calibri" w:cs="Calibri"/>
-          <w:sz w:val="28"/>
-          <w:szCs w:val="28"/>
-          <w:highlight w:val="yellow"/>
-        </w:rPr>
-        <w:t>bearing the image of his Creator.</w:t>
+          <w:b/>
+          <w:bCs/>
+          <w:sz w:val="28"/>
+          <w:szCs w:val="28"/>
+          <w:highlight w:val="yellow"/>
+          <w:u w:val="single"/>
+        </w:rPr>
+        <w:t>bearing the image of his Creator</w:t>
+      </w:r>
+      <w:r>
+        <w:rPr>
+          <w:rFonts w:ascii="Calibri" w:hAnsi="Calibri" w:cs="Calibri"/>
+          <w:sz w:val="28"/>
+          <w:szCs w:val="28"/>
+          <w:highlight w:val="yellow"/>
+        </w:rPr>
+        <w:t>.</w:t>
       </w:r>
     </w:p>
     <w:p>
@@ -7820,47 +8555,82 @@
           <w:sz w:val="28"/>
           <w:szCs w:val="28"/>
         </w:rPr>
-        <w:t>Who believed— //</w:t>
-      </w:r>
-    </w:p>
-    <w:p>
-      <w:pPr>
-        <w:pStyle w:val="NormalWeb"/>
-        <w:spacing w:before="0" w:beforeAutospacing="0" w:after="0" w:afterAutospacing="0"/>
-        <w:rPr>
-          <w:rFonts w:ascii="Calibri" w:hAnsi="Calibri" w:cs="Calibri"/>
-          <w:sz w:val="28"/>
-          <w:szCs w:val="28"/>
-        </w:rPr>
-      </w:pPr>
-      <w:r>
-        <w:rPr>
-          <w:rFonts w:ascii="Calibri" w:hAnsi="Calibri" w:cs="Calibri"/>
-          <w:sz w:val="28"/>
-          <w:szCs w:val="28"/>
-        </w:rPr>
-        <w:t> </w:t>
-      </w:r>
-    </w:p>
-    <w:p>
-      <w:pPr>
-        <w:pStyle w:val="NormalWeb"/>
-        <w:spacing w:before="0" w:beforeAutospacing="0" w:after="0" w:afterAutospacing="0"/>
-        <w:rPr>
-          <w:rFonts w:ascii="Calibri" w:hAnsi="Calibri" w:cs="Calibri"/>
-          <w:sz w:val="28"/>
-          <w:szCs w:val="28"/>
-          <w:highlight w:val="yellow"/>
-        </w:rPr>
-      </w:pPr>
-      <w:r>
-        <w:rPr>
-          <w:rFonts w:ascii="Calibri" w:hAnsi="Calibri" w:cs="Calibri"/>
-          <w:sz w:val="28"/>
-          <w:szCs w:val="28"/>
-          <w:highlight w:val="yellow"/>
-        </w:rPr>
-        <w:t>And who now rests…</w:t>
+        <w:t>Who believed</w:t>
+      </w:r>
+      <w:r>
+        <w:rPr>
+          <w:rFonts w:ascii="Calibri" w:hAnsi="Calibri" w:cs="Calibri"/>
+          <w:sz w:val="28"/>
+          <w:szCs w:val="28"/>
+        </w:rPr>
+        <w:t xml:space="preserve"> --</w:t>
+      </w:r>
+      <w:r>
+        <w:rPr>
+          <w:rFonts w:ascii="Calibri" w:hAnsi="Calibri" w:cs="Calibri"/>
+          <w:sz w:val="28"/>
+          <w:szCs w:val="28"/>
+        </w:rPr>
+        <w:t xml:space="preserve"> //</w:t>
+      </w:r>
+    </w:p>
+    <w:p>
+      <w:pPr>
+        <w:pStyle w:val="NormalWeb"/>
+        <w:spacing w:before="0" w:beforeAutospacing="0" w:after="0" w:afterAutospacing="0"/>
+        <w:rPr>
+          <w:rFonts w:ascii="Calibri" w:hAnsi="Calibri" w:cs="Calibri"/>
+          <w:sz w:val="28"/>
+          <w:szCs w:val="28"/>
+        </w:rPr>
+      </w:pPr>
+      <w:r>
+        <w:rPr>
+          <w:rFonts w:ascii="Calibri" w:hAnsi="Calibri" w:cs="Calibri"/>
+          <w:sz w:val="28"/>
+          <w:szCs w:val="28"/>
+        </w:rPr>
+        <w:t> </w:t>
+      </w:r>
+    </w:p>
+    <w:p>
+      <w:pPr>
+        <w:pStyle w:val="NormalWeb"/>
+        <w:spacing w:before="0" w:beforeAutospacing="0" w:after="0" w:afterAutospacing="0"/>
+        <w:rPr>
+          <w:rFonts w:ascii="Calibri" w:hAnsi="Calibri" w:cs="Calibri"/>
+          <w:sz w:val="28"/>
+          <w:szCs w:val="28"/>
+          <w:highlight w:val="yellow"/>
+        </w:rPr>
+      </w:pPr>
+      <w:r>
+        <w:rPr>
+          <w:rFonts w:ascii="Calibri" w:hAnsi="Calibri" w:cs="Calibri"/>
+          <w:sz w:val="28"/>
+          <w:szCs w:val="28"/>
+          <w:highlight w:val="yellow"/>
+        </w:rPr>
+        <w:t xml:space="preserve">And who now </w:t>
+      </w:r>
+      <w:r>
+        <w:rPr>
+          <w:rFonts w:ascii="Calibri" w:hAnsi="Calibri" w:cs="Calibri"/>
+          <w:sz w:val="28"/>
+          <w:szCs w:val="28"/>
+          <w:highlight w:val="yellow"/>
+          <w:u w:val="single"/>
+        </w:rPr>
+        <w:t>rests</w:t>
+      </w:r>
+      <w:r>
+        <w:rPr>
+          <w:rFonts w:ascii="Calibri" w:hAnsi="Calibri" w:cs="Calibri"/>
+          <w:sz w:val="28"/>
+          <w:szCs w:val="28"/>
+          <w:highlight w:val="yellow"/>
+        </w:rPr>
+        <w:t>…</w:t>
       </w:r>
       <w:r>
         <w:rPr>
@@ -7887,6 +8657,7 @@
           <w:sz w:val="28"/>
           <w:szCs w:val="28"/>
           <w:highlight w:val="yellow"/>
+          <w:u w:val="single"/>
         </w:rPr>
         <w:t>within</w:t>
       </w:r>
@@ -7897,6 +8668,7 @@
           <w:sz w:val="28"/>
           <w:szCs w:val="28"/>
           <w:highlight w:val="yellow"/>
+          <w:u w:val="single"/>
         </w:rPr>
         <w:t xml:space="preserve"> </w:t>
       </w:r>
@@ -7906,6 +8678,7 @@
           <w:sz w:val="28"/>
           <w:szCs w:val="28"/>
           <w:highlight w:val="yellow"/>
+          <w:u w:val="single"/>
         </w:rPr>
         <w:t xml:space="preserve">the hands of a </w:t>
       </w:r>
@@ -7917,6 +8690,7 @@
           <w:sz w:val="28"/>
           <w:szCs w:val="28"/>
           <w:highlight w:val="yellow"/>
+          <w:u w:val="single"/>
         </w:rPr>
         <w:t>faithful</w:t>
       </w:r>
@@ -7926,8 +8700,30 @@
           <w:sz w:val="28"/>
           <w:szCs w:val="28"/>
           <w:highlight w:val="yellow"/>
-        </w:rPr>
-        <w:t xml:space="preserve"> God. //</w:t>
+          <w:u w:val="single"/>
+        </w:rPr>
+        <w:t xml:space="preserve"> </w:t>
+      </w:r>
+      <w:r>
+        <w:rPr>
+          <w:rFonts w:ascii="Calibri" w:hAnsi="Calibri" w:cs="Calibri"/>
+          <w:b/>
+          <w:bCs/>
+          <w:sz w:val="28"/>
+          <w:szCs w:val="28"/>
+          <w:highlight w:val="yellow"/>
+          <w:u w:val="single"/>
+        </w:rPr>
+        <w:t>God</w:t>
+      </w:r>
+      <w:r>
+        <w:rPr>
+          <w:rFonts w:ascii="Calibri" w:hAnsi="Calibri" w:cs="Calibri"/>
+          <w:sz w:val="28"/>
+          <w:szCs w:val="28"/>
+          <w:highlight w:val="yellow"/>
+        </w:rPr>
+        <w:t>. //</w:t>
       </w:r>
     </w:p>
     <w:p>
@@ -8092,7 +8888,15 @@
           <w:sz w:val="28"/>
           <w:szCs w:val="28"/>
         </w:rPr>
-        <w:t>Thank You for Bill—</w:t>
+        <w:t>Thank You for Bill</w:t>
+      </w:r>
+      <w:r>
+        <w:rPr>
+          <w:rFonts w:ascii="Calibri" w:hAnsi="Calibri" w:cs="Calibri"/>
+          <w:sz w:val="28"/>
+          <w:szCs w:val="28"/>
+        </w:rPr>
+        <w:t xml:space="preserve"> --</w:t>
       </w:r>
     </w:p>
     <w:p>
@@ -8187,7 +8991,15 @@
           <w:sz w:val="28"/>
           <w:szCs w:val="28"/>
         </w:rPr>
-        <w:t>You know the whole story—</w:t>
+        <w:t>You know the whole story</w:t>
+      </w:r>
+      <w:r>
+        <w:rPr>
+          <w:rFonts w:ascii="Calibri" w:hAnsi="Calibri" w:cs="Calibri"/>
+          <w:sz w:val="28"/>
+          <w:szCs w:val="28"/>
+        </w:rPr>
+        <w:t xml:space="preserve"> --</w:t>
       </w:r>
     </w:p>
     <w:p>
@@ -8298,29 +9110,49 @@
       <w:r>
         <w:rPr>
           <w:rFonts w:ascii="Calibri" w:hAnsi="Calibri" w:cs="Calibri"/>
-          <w:sz w:val="28"/>
-          <w:szCs w:val="28"/>
-        </w:rPr>
-        <w:t>Thank You that You forgive.</w:t>
-      </w:r>
-    </w:p>
-    <w:p>
-      <w:pPr>
-        <w:pStyle w:val="NormalWeb"/>
-        <w:spacing w:before="0" w:beforeAutospacing="0" w:after="0" w:afterAutospacing="0"/>
-        <w:rPr>
-          <w:rFonts w:ascii="Calibri" w:hAnsi="Calibri" w:cs="Calibri"/>
-          <w:sz w:val="28"/>
-          <w:szCs w:val="28"/>
-        </w:rPr>
-      </w:pPr>
-      <w:r>
-        <w:rPr>
-          <w:rFonts w:ascii="Calibri" w:hAnsi="Calibri" w:cs="Calibri"/>
-          <w:sz w:val="28"/>
-          <w:szCs w:val="28"/>
-        </w:rPr>
-        <w:t>That Your grace is greater… than our sin. //</w:t>
+          <w:b/>
+          <w:bCs/>
+          <w:sz w:val="28"/>
+          <w:szCs w:val="28"/>
+        </w:rPr>
+        <w:t>Thank You that You forgive</w:t>
+      </w:r>
+      <w:r>
+        <w:rPr>
+          <w:rFonts w:ascii="Calibri" w:hAnsi="Calibri" w:cs="Calibri"/>
+          <w:sz w:val="28"/>
+          <w:szCs w:val="28"/>
+        </w:rPr>
+        <w:t>.</w:t>
+      </w:r>
+    </w:p>
+    <w:p>
+      <w:pPr>
+        <w:pStyle w:val="NormalWeb"/>
+        <w:spacing w:before="0" w:beforeAutospacing="0" w:after="0" w:afterAutospacing="0"/>
+        <w:rPr>
+          <w:rFonts w:ascii="Calibri" w:hAnsi="Calibri" w:cs="Calibri"/>
+          <w:sz w:val="28"/>
+          <w:szCs w:val="28"/>
+        </w:rPr>
+      </w:pPr>
+      <w:r>
+        <w:rPr>
+          <w:rFonts w:ascii="Calibri" w:hAnsi="Calibri" w:cs="Calibri"/>
+          <w:b/>
+          <w:bCs/>
+          <w:sz w:val="28"/>
+          <w:szCs w:val="28"/>
+        </w:rPr>
+        <w:t>That Your grace is greater… than our sin</w:t>
+      </w:r>
+      <w:r>
+        <w:rPr>
+          <w:rFonts w:ascii="Calibri" w:hAnsi="Calibri" w:cs="Calibri"/>
+          <w:sz w:val="28"/>
+          <w:szCs w:val="28"/>
+        </w:rPr>
+        <w:t>. //</w:t>
       </w:r>
     </w:p>
     <w:p>
@@ -8538,32 +9370,50 @@
         <w:spacing w:before="0" w:beforeAutospacing="0" w:after="0" w:afterAutospacing="0"/>
         <w:rPr>
           <w:rFonts w:ascii="Calibri" w:hAnsi="Calibri" w:cs="Calibri"/>
-          <w:sz w:val="28"/>
-          <w:szCs w:val="28"/>
-        </w:rPr>
-      </w:pPr>
-      <w:r>
-        <w:rPr>
-          <w:rFonts w:ascii="Calibri" w:hAnsi="Calibri" w:cs="Calibri"/>
-          <w:sz w:val="28"/>
-          <w:szCs w:val="28"/>
-        </w:rPr>
-        <w:t>And we rest in Your promise—</w:t>
-      </w:r>
-    </w:p>
-    <w:p>
-      <w:pPr>
-        <w:pStyle w:val="NormalWeb"/>
-        <w:spacing w:before="0" w:beforeAutospacing="0" w:after="0" w:afterAutospacing="0"/>
-        <w:rPr>
-          <w:rFonts w:ascii="Calibri" w:hAnsi="Calibri" w:cs="Calibri"/>
-          <w:sz w:val="28"/>
-          <w:szCs w:val="28"/>
-        </w:rPr>
-      </w:pPr>
-      <w:r>
-        <w:rPr>
-          <w:rFonts w:ascii="Calibri" w:hAnsi="Calibri" w:cs="Calibri"/>
+          <w:b/>
+          <w:bCs/>
+          <w:sz w:val="28"/>
+          <w:szCs w:val="28"/>
+        </w:rPr>
+      </w:pPr>
+      <w:r>
+        <w:rPr>
+          <w:rFonts w:ascii="Calibri" w:hAnsi="Calibri" w:cs="Calibri"/>
+          <w:b/>
+          <w:bCs/>
+          <w:sz w:val="28"/>
+          <w:szCs w:val="28"/>
+        </w:rPr>
+        <w:t>And we rest in Your promise</w:t>
+      </w:r>
+      <w:r>
+        <w:rPr>
+          <w:rFonts w:ascii="Calibri" w:hAnsi="Calibri" w:cs="Calibri"/>
+          <w:b/>
+          <w:bCs/>
+          <w:sz w:val="28"/>
+          <w:szCs w:val="28"/>
+        </w:rPr>
+        <w:t xml:space="preserve"> --</w:t>
+      </w:r>
+    </w:p>
+    <w:p>
+      <w:pPr>
+        <w:pStyle w:val="NormalWeb"/>
+        <w:spacing w:before="0" w:beforeAutospacing="0" w:after="0" w:afterAutospacing="0"/>
+        <w:rPr>
+          <w:rFonts w:ascii="Calibri" w:hAnsi="Calibri" w:cs="Calibri"/>
+          <w:b/>
+          <w:bCs/>
+          <w:sz w:val="28"/>
+          <w:szCs w:val="28"/>
+        </w:rPr>
+      </w:pPr>
+      <w:r>
+        <w:rPr>
+          <w:rFonts w:ascii="Calibri" w:hAnsi="Calibri" w:cs="Calibri"/>
+          <w:b/>
+          <w:bCs/>
           <w:sz w:val="28"/>
           <w:szCs w:val="28"/>
         </w:rPr>
@@ -8583,10 +9433,20 @@
       <w:r>
         <w:rPr>
           <w:rFonts w:ascii="Calibri" w:hAnsi="Calibri" w:cs="Calibri"/>
-          <w:sz w:val="28"/>
-          <w:szCs w:val="28"/>
-        </w:rPr>
-        <w:t>is to be at home with the Lord. //</w:t>
+          <w:b/>
+          <w:bCs/>
+          <w:sz w:val="28"/>
+          <w:szCs w:val="28"/>
+        </w:rPr>
+        <w:t>is to be at home with the Lord</w:t>
+      </w:r>
+      <w:r>
+        <w:rPr>
+          <w:rFonts w:ascii="Calibri" w:hAnsi="Calibri" w:cs="Calibri"/>
+          <w:sz w:val="28"/>
+          <w:szCs w:val="28"/>
+        </w:rPr>
+        <w:t>. //</w:t>
       </w:r>
     </w:p>
     <w:p>
